--- a/templates/02-_Business_Process_Requirement_-_Procure_to_Pay.docx
+++ b/templates/02-_Business_Process_Requirement_-_Procure_to_Pay.docx
@@ -540,7 +540,7 @@
                 <w:sz w:val="22"/>
                 <w:szCs w:val="22"/>
               </w:rPr>
-              <w:t>{{DATE}}</w:t>
+              <w:t>{{SESSION_DATE}}</w:t>
             </w:r>
           </w:p>
         </w:tc>
@@ -565,7 +565,7 @@
                 <w:sz w:val="22"/>
                 <w:szCs w:val="22"/>
               </w:rPr>
-              <w:t>{{CONSULTANT_NAME}}</w:t>
+              <w:t>{{WORKSHOP_OWNER}}</w:t>
             </w:r>
           </w:p>
         </w:tc>
@@ -1679,7 +1679,6 @@
       <w:r>
         <w:rPr>
           <w:rFonts w:ascii="Calibri" w:hAnsi="Calibri" w:cs="Calibri"/>
-          <w:highlight w:val="yellow"/>
         </w:rPr>
         <w:t>{{CLIENT_NAME}}</w:t>
       </w:r>
@@ -1934,7 +1933,6 @@
             <w:r>
               <w:rPr>
                 <w:rFonts w:ascii="Calibri" w:hAnsi="Calibri" w:cs="Calibri"/>
-                <w:highlight w:val="yellow"/>
               </w:rPr>
               <w:t>{{CLIENT_NAME}}</w:t>
             </w:r>

--- a/templates/02-_Business_Process_Requirement_-_Procure_to_Pay.docx
+++ b/templates/02-_Business_Process_Requirement_-_Procure_to_Pay.docx
@@ -168,7 +168,7 @@
                 <v:stroke joinstyle="miter"/>
                 <v:path gradientshapeok="t" o:connecttype="rect"/>
               </v:shapetype>
-              <v:shape id="Text Box 2" o:spid="_x0000_s1026" type="#_x0000_t202" style="position:absolute;left:0;text-align:left;margin-left:4.2pt;margin-top:113.35pt;width:444.5pt;height:154.95pt;z-index:251658240;visibility:visible;mso-wrap-style:square;mso-width-percent:0;mso-height-percent:0;mso-wrap-distance-left:9pt;mso-wrap-distance-top:0;mso-wrap-distance-right:9pt;mso-wrap-distance-bottom:0;mso-position-horizontal:absolute;mso-position-horizontal-relative:text;mso-position-vertical:absolute;mso-position-vertical-relative:text;mso-width-percent:0;mso-height-percent:0;mso-width-relative:margin;mso-height-relative:margin;v-text-anchor:middle" o:gfxdata="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" stroked="f">
+              <v:shape id="Text Box 2" o:spid="_x0000_s1026" type="#_x0000_t202" style="position:absolute;left:0;text-align:left;margin-left:4.2pt;margin-top:113.35pt;width:444.5pt;height:154.95pt;z-index:251658240;visibility:visible;mso-wrap-style:square;mso-width-percent:0;mso-height-percent:0;mso-wrap-distance-left:9pt;mso-wrap-distance-top:0;mso-wrap-distance-right:9pt;mso-wrap-distance-bottom:0;mso-position-horizontal:absolute;mso-position-horizontal-relative:text;mso-position-vertical:absolute;mso-position-vertical-relative:text;mso-width-percent:0;mso-height-percent:0;mso-width-relative:margin;mso-height-relative:margin;v-text-anchor:middle" o:gfxdata="UEsDBBQABgAIAAAAIQC2gziS/gAAAOEBAAATAAAAW0NvbnRlbnRfVHlwZXNdLnhtbJSRQU7DMBBF 90jcwfIWJU67QAgl6YK0S0CoHGBkTxKLZGx5TGhvj5O2G0SRWNoz/78nu9wcxkFMGNg6quQqL6RA 0s5Y6ir5vt9lD1JwBDIwOMJKHpHlpr69KfdHjyxSmriSfYz+USnWPY7AufNIadK6MEJMx9ApD/oD OlTrorhX2lFEilmcO2RdNtjC5xDF9pCuTyYBB5bi6bQ4syoJ3g9WQ0ymaiLzg5KdCXlKLjvcW893 SUOqXwnz5DrgnHtJTxOsQfEKIT7DmDSUCaxw7Rqn8787ZsmRM9e2VmPeBN4uqYvTtW7jvijg9N/y JsXecLq0q+WD6m8AAAD//wMAUEsDBBQABgAIAAAAIQA4/SH/1gAAAJQBAAALAAAAX3JlbHMvLnJl bHOkkMFqwzAMhu+DvYPRfXGawxijTi+j0GvpHsDYimMaW0Yy2fr2M4PBMnrbUb/Q94l/f/hMi1qR JVI2sOt6UJgd+ZiDgffL8ekFlFSbvV0oo4EbChzGx4f9GRdb25HMsYhqlCwG5lrLq9biZkxWOiqY 22YiTra2kYMu1l1tQD30/bPm3wwYN0x18gb45AdQl1tp5j/sFB2T0FQ7R0nTNEV3j6o9feQzro1i OWA14Fm+Q8a1a8+Bvu/d/dMb2JY5uiPbhG/ktn4cqGU/er3pcvwCAAD//wMAUEsDBBQABgAIAAAA IQBtc0M2AQIAAOoDAAAOAAAAZHJzL2Uyb0RvYy54bWysU1Fv0zAQfkfiP1h+p2mqttuiptPoVIQ0 GNLgBziOk1g4PnN2m4xfz9npugJviDxYOZ/93X3ffd7cjr1hR4Vegy15PptzpqyEWtu25N++7t9d c+aDsLUwYFXJn5Xnt9u3bzaDK9QCOjC1QkYg1heDK3kXgiuyzMtO9cLPwClLyQawF4FCbLMaxUDo vckW8/k6GwBrhyCV97R7PyX5NuE3jZLhsWm8CsyUnHoLacW0VnHNthtRtChcp+WpDfEPXfRCWyp6 hroXQbAD6r+gei0RPDRhJqHPoGm0VIkDscnnf7B56oRTiQuJ491ZJv//YOXn45P7giyM72GkASYS 3j2A/O6ZhV0nbKvuEGHolKipcB4lywbni9PVKLUvfASphk9Q05DFIUACGhvsoyrEkxE6DeD5LLoa A5O0uVovV/mKUpJy+c366nq9SjVE8XLdoQ8fFPQs/pQcaaoJXhwffIjtiOLlSKzmweh6r41JAbbV ziA7CnLAPn3TXeM6Me0mFxCGn44mvN8wjI1IFiLmVC7uJBEi70mBMFYjJaMYFdTPJAfCZDd6HvTT Af7kbCCrldz/OAhUnJmPliS9yZfL6M0ULFdXCwrwMlNdZoSVBFVyGZCzKdiFydEHh7rtqNY0Rgt3 NIhGJ4le+zp1ToZKTE/mj469jNOp1ye6/QUAAP//AwBQSwMEFAAGAAgAAAAhACj8t7HeAAAACQEA AA8AAABkcnMvZG93bnJldi54bWxMj0tPwzAQhO9I/AdrkbhRmwBpGuJUCPFQj7T07sZLEvAj2G4T +uu7nOA4O6OZb6vlZA07YIi9dxKuZwIYusbr3rUS3jfPVwWwmJTTyniHEn4wwrI+P6tUqf3o3vCw Ti2jEhdLJaFLaSg5j02HVsWZH9CR9+GDVYlkaLkOaqRya3gmRM6t6h0tdGrAxw6br/XeShhfjqun lXkVYYPN9lMcVTv5bykvL6aHe2AJp/QXhl98QoeamHZ+73RkRkJxS0EJWZbPgZFfLOZ02Um4u8lz 4HXF/39QnwAAAP//AwBQSwECLQAUAAYACAAAACEAtoM4kv4AAADhAQAAEwAAAAAAAAAAAAAAAAAA AAAAW0NvbnRlbnRfVHlwZXNdLnhtbFBLAQItABQABgAIAAAAIQA4/SH/1gAAAJQBAAALAAAAAAAA AAAAAAAAAC8BAABfcmVscy8ucmVsc1BLAQItABQABgAIAAAAIQBtc0M2AQIAAOoDAAAOAAAAAAAA AAAAAAAAAC4CAABkcnMvZTJvRG9jLnhtbFBLAQItABQABgAIAAAAIQAo/Lex3gAAAAkBAAAPAAAA AAAAAAAAAAAAAFsEAABkcnMvZG93bnJldi54bWxQSwUGAAAAAAQABADzAAAAZgUAAAAA " stroked="f">
                 <v:fill opacity="0"/>
                 <v:textbox>
                   <w:txbxContent>
@@ -249,15 +249,6 @@
             </w:pict>
           </mc:Fallback>
         </mc:AlternateContent>
-      </w:r>
-      <w:r>
-        <w:rPr>
-          <w:rFonts w:asciiTheme="minorHAnsi" w:hAnsiTheme="minorHAnsi"/>
-          <w:noProof/>
-          <w:sz w:val="24"/>
-          <w:szCs w:val="24"/>
-          <w:lang w:val="en-US" w:eastAsia="en-US"/>
-        </w:rPr>
         <w:drawing>
           <wp:inline distT="0" distB="0" distL="0" distR="0" wp14:anchorId="32F5DC54" wp14:editId="1D125A42">
             <wp:extent cx="5943600" cy="5800725"/>
@@ -1101,11 +1092,7 @@
           </w:pPr>
           <w:r>
             <w:fldChar w:fldCharType="begin"/>
-          </w:r>
-          <w:r>
             <w:instrText xml:space="preserve"> TOC \o "1-3" \h \z \u </w:instrText>
-          </w:r>
-          <w:r>
             <w:fldChar w:fldCharType="separate"/>
           </w:r>
           <w:hyperlink w:anchor="_Toc141975273" w:history="1">
@@ -1120,40 +1107,10 @@
                 <w:webHidden/>
               </w:rPr>
               <w:tab/>
-            </w:r>
-            <w:r>
-              <w:rPr>
-                <w:webHidden/>
-              </w:rPr>
               <w:fldChar w:fldCharType="begin"/>
-            </w:r>
-            <w:r>
-              <w:rPr>
-                <w:webHidden/>
-              </w:rPr>
               <w:instrText xml:space="preserve"> PAGEREF _Toc141975273 \h </w:instrText>
-            </w:r>
-            <w:r>
-              <w:rPr>
-                <w:webHidden/>
-              </w:rPr>
-            </w:r>
-            <w:r>
-              <w:rPr>
-                <w:webHidden/>
-              </w:rPr>
               <w:fldChar w:fldCharType="separate"/>
-            </w:r>
-            <w:r>
-              <w:rPr>
-                <w:webHidden/>
-              </w:rPr>
               <w:t>2</w:t>
-            </w:r>
-            <w:r>
-              <w:rPr>
-                <w:webHidden/>
-              </w:rPr>
               <w:fldChar w:fldCharType="end"/>
             </w:r>
           </w:hyperlink>
@@ -1182,40 +1139,10 @@
                 <w:webHidden/>
               </w:rPr>
               <w:tab/>
-            </w:r>
-            <w:r>
-              <w:rPr>
-                <w:webHidden/>
-              </w:rPr>
               <w:fldChar w:fldCharType="begin"/>
-            </w:r>
-            <w:r>
-              <w:rPr>
-                <w:webHidden/>
-              </w:rPr>
               <w:instrText xml:space="preserve"> PAGEREF _Toc141975274 \h </w:instrText>
-            </w:r>
-            <w:r>
-              <w:rPr>
-                <w:webHidden/>
-              </w:rPr>
-            </w:r>
-            <w:r>
-              <w:rPr>
-                <w:webHidden/>
-              </w:rPr>
               <w:fldChar w:fldCharType="separate"/>
-            </w:r>
-            <w:r>
-              <w:rPr>
-                <w:webHidden/>
-              </w:rPr>
               <w:t>2</w:t>
-            </w:r>
-            <w:r>
-              <w:rPr>
-                <w:webHidden/>
-              </w:rPr>
               <w:fldChar w:fldCharType="end"/>
             </w:r>
           </w:hyperlink>
@@ -1244,40 +1171,10 @@
                 <w:webHidden/>
               </w:rPr>
               <w:tab/>
-            </w:r>
-            <w:r>
-              <w:rPr>
-                <w:webHidden/>
-              </w:rPr>
               <w:fldChar w:fldCharType="begin"/>
-            </w:r>
-            <w:r>
-              <w:rPr>
-                <w:webHidden/>
-              </w:rPr>
               <w:instrText xml:space="preserve"> PAGEREF _Toc141975275 \h </w:instrText>
-            </w:r>
-            <w:r>
-              <w:rPr>
-                <w:webHidden/>
-              </w:rPr>
-            </w:r>
-            <w:r>
-              <w:rPr>
-                <w:webHidden/>
-              </w:rPr>
               <w:fldChar w:fldCharType="separate"/>
-            </w:r>
-            <w:r>
-              <w:rPr>
-                <w:webHidden/>
-              </w:rPr>
               <w:t>4</w:t>
-            </w:r>
-            <w:r>
-              <w:rPr>
-                <w:webHidden/>
-              </w:rPr>
               <w:fldChar w:fldCharType="end"/>
             </w:r>
           </w:hyperlink>
@@ -1306,40 +1203,10 @@
                 <w:webHidden/>
               </w:rPr>
               <w:tab/>
-            </w:r>
-            <w:r>
-              <w:rPr>
-                <w:webHidden/>
-              </w:rPr>
               <w:fldChar w:fldCharType="begin"/>
-            </w:r>
-            <w:r>
-              <w:rPr>
-                <w:webHidden/>
-              </w:rPr>
               <w:instrText xml:space="preserve"> PAGEREF _Toc141975276 \h </w:instrText>
-            </w:r>
-            <w:r>
-              <w:rPr>
-                <w:webHidden/>
-              </w:rPr>
-            </w:r>
-            <w:r>
-              <w:rPr>
-                <w:webHidden/>
-              </w:rPr>
               <w:fldChar w:fldCharType="separate"/>
-            </w:r>
-            <w:r>
-              <w:rPr>
-                <w:webHidden/>
-              </w:rPr>
               <w:t>5</w:t>
-            </w:r>
-            <w:r>
-              <w:rPr>
-                <w:webHidden/>
-              </w:rPr>
               <w:fldChar w:fldCharType="end"/>
             </w:r>
           </w:hyperlink>
@@ -1368,40 +1235,10 @@
                 <w:webHidden/>
               </w:rPr>
               <w:tab/>
-            </w:r>
-            <w:r>
-              <w:rPr>
-                <w:webHidden/>
-              </w:rPr>
               <w:fldChar w:fldCharType="begin"/>
-            </w:r>
-            <w:r>
-              <w:rPr>
-                <w:webHidden/>
-              </w:rPr>
               <w:instrText xml:space="preserve"> PAGEREF _Toc141975277 \h </w:instrText>
-            </w:r>
-            <w:r>
-              <w:rPr>
-                <w:webHidden/>
-              </w:rPr>
-            </w:r>
-            <w:r>
-              <w:rPr>
-                <w:webHidden/>
-              </w:rPr>
               <w:fldChar w:fldCharType="separate"/>
-            </w:r>
-            <w:r>
-              <w:rPr>
-                <w:webHidden/>
-              </w:rPr>
               <w:t>9</w:t>
-            </w:r>
-            <w:r>
-              <w:rPr>
-                <w:webHidden/>
-              </w:rPr>
               <w:fldChar w:fldCharType="end"/>
             </w:r>
           </w:hyperlink>
@@ -1430,40 +1267,10 @@
                 <w:webHidden/>
               </w:rPr>
               <w:tab/>
-            </w:r>
-            <w:r>
-              <w:rPr>
-                <w:webHidden/>
-              </w:rPr>
               <w:fldChar w:fldCharType="begin"/>
-            </w:r>
-            <w:r>
-              <w:rPr>
-                <w:webHidden/>
-              </w:rPr>
               <w:instrText xml:space="preserve"> PAGEREF _Toc141975278 \h </w:instrText>
-            </w:r>
-            <w:r>
-              <w:rPr>
-                <w:webHidden/>
-              </w:rPr>
-            </w:r>
-            <w:r>
-              <w:rPr>
-                <w:webHidden/>
-              </w:rPr>
               <w:fldChar w:fldCharType="separate"/>
-            </w:r>
-            <w:r>
-              <w:rPr>
-                <w:webHidden/>
-              </w:rPr>
               <w:t>9</w:t>
-            </w:r>
-            <w:r>
-              <w:rPr>
-                <w:webHidden/>
-              </w:rPr>
               <w:fldChar w:fldCharType="end"/>
             </w:r>
           </w:hyperlink>
@@ -1492,40 +1299,10 @@
                 <w:webHidden/>
               </w:rPr>
               <w:tab/>
-            </w:r>
-            <w:r>
-              <w:rPr>
-                <w:webHidden/>
-              </w:rPr>
               <w:fldChar w:fldCharType="begin"/>
-            </w:r>
-            <w:r>
-              <w:rPr>
-                <w:webHidden/>
-              </w:rPr>
               <w:instrText xml:space="preserve"> PAGEREF _Toc141975279 \h </w:instrText>
-            </w:r>
-            <w:r>
-              <w:rPr>
-                <w:webHidden/>
-              </w:rPr>
-            </w:r>
-            <w:r>
-              <w:rPr>
-                <w:webHidden/>
-              </w:rPr>
               <w:fldChar w:fldCharType="separate"/>
-            </w:r>
-            <w:r>
-              <w:rPr>
-                <w:webHidden/>
-              </w:rPr>
               <w:t>9</w:t>
-            </w:r>
-            <w:r>
-              <w:rPr>
-                <w:webHidden/>
-              </w:rPr>
               <w:fldChar w:fldCharType="end"/>
             </w:r>
           </w:hyperlink>
@@ -1554,40 +1331,10 @@
                 <w:webHidden/>
               </w:rPr>
               <w:tab/>
-            </w:r>
-            <w:r>
-              <w:rPr>
-                <w:webHidden/>
-              </w:rPr>
               <w:fldChar w:fldCharType="begin"/>
-            </w:r>
-            <w:r>
-              <w:rPr>
-                <w:webHidden/>
-              </w:rPr>
               <w:instrText xml:space="preserve"> PAGEREF _Toc141975280 \h </w:instrText>
-            </w:r>
-            <w:r>
-              <w:rPr>
-                <w:webHidden/>
-              </w:rPr>
-            </w:r>
-            <w:r>
-              <w:rPr>
-                <w:webHidden/>
-              </w:rPr>
               <w:fldChar w:fldCharType="separate"/>
-            </w:r>
-            <w:r>
-              <w:rPr>
-                <w:webHidden/>
-              </w:rPr>
               <w:t>10</w:t>
-            </w:r>
-            <w:r>
-              <w:rPr>
-                <w:webHidden/>
-              </w:rPr>
               <w:fldChar w:fldCharType="end"/>
             </w:r>
           </w:hyperlink>
@@ -1680,31 +1427,13 @@
         <w:rPr>
           <w:rFonts w:ascii="Calibri" w:hAnsi="Calibri" w:cs="Calibri"/>
         </w:rPr>
-        <w:t>{{CLIENT_NAME}}</w:t>
-      </w:r>
-      <w:r>
-        <w:rPr>
-          <w:rFonts w:ascii="Calibri" w:hAnsi="Calibri" w:cs="Calibri"/>
-        </w:rPr>
-        <w:t xml:space="preserve"> </w:t>
+        <w:t xml:space="preserve">{{CLIENT_NAME}} </w:t>
       </w:r>
       <w:r>
         <w:rPr>
           <w:rFonts w:asciiTheme="minorHAnsi" w:hAnsiTheme="minorHAnsi" w:cstheme="minorHAnsi"/>
         </w:rPr>
-        <w:t>business proc</w:t>
-      </w:r>
-      <w:r>
-        <w:rPr>
-          <w:rFonts w:asciiTheme="minorHAnsi" w:hAnsiTheme="minorHAnsi" w:cstheme="minorHAnsi"/>
-        </w:rPr>
-        <w:t xml:space="preserve">esses and system requirements. </w:t>
-      </w:r>
-      <w:r>
-        <w:rPr>
-          <w:rFonts w:asciiTheme="minorHAnsi" w:hAnsiTheme="minorHAnsi" w:cstheme="minorHAnsi"/>
-        </w:rPr>
-        <w:t>Yardi will use these responses to prepare a list of further interview questions and discussion sessions.</w:t>
+        <w:t>business processes and system requirements. Yardi will use these responses to prepare a list of further interview questions and discussion sessions.</w:t>
       </w:r>
     </w:p>
     <w:bookmarkEnd w:id="10"/>
@@ -1755,10 +1484,7 @@
       <w:bookmarkStart w:id="11" w:name="_Toc141975276"/>
       <w:r>
         <w:lastRenderedPageBreak/>
-        <w:t>Procure to Pay</w:t>
-      </w:r>
-      <w:r>
-        <w:t xml:space="preserve"> Process</w:t>
+        <w:t>Procure to Pay Process</w:t>
       </w:r>
       <w:bookmarkEnd w:id="11"/>
     </w:p>
@@ -1928,13 +1654,7 @@
               <w:rPr>
                 <w:rFonts w:ascii="Calibri" w:hAnsi="Calibri" w:cs="Calibri"/>
               </w:rPr>
-              <w:t xml:space="preserve"> </w:t>
-            </w:r>
-            <w:r>
-              <w:rPr>
-                <w:rFonts w:ascii="Calibri" w:hAnsi="Calibri" w:cs="Calibri"/>
-              </w:rPr>
-              <w:t>{{CLIENT_NAME}}</w:t>
+              <w:t xml:space="preserve"> {{CLIENT_NAME}}</w:t>
             </w:r>
           </w:p>
         </w:tc>
@@ -1997,63 +1717,7 @@
                 <w:rFonts w:asciiTheme="minorHAnsi" w:hAnsiTheme="minorHAnsi" w:cstheme="minorHAnsi"/>
                 <w:color w:val="auto"/>
               </w:rPr>
-              <w:t>Purchase Requisition is raised by</w:t>
-            </w:r>
-            <w:r>
-              <w:rPr>
-                <w:rFonts w:asciiTheme="minorHAnsi" w:hAnsiTheme="minorHAnsi" w:cstheme="minorHAnsi"/>
-                <w:color w:val="auto"/>
-              </w:rPr>
-              <w:t xml:space="preserve"> FM </w:t>
-            </w:r>
-            <w:r>
-              <w:rPr>
-                <w:rFonts w:asciiTheme="minorHAnsi" w:hAnsiTheme="minorHAnsi" w:cstheme="minorHAnsi"/>
-                <w:color w:val="auto"/>
-              </w:rPr>
-              <w:t>Manager</w:t>
-            </w:r>
-            <w:r>
-              <w:rPr>
-                <w:rFonts w:asciiTheme="minorHAnsi" w:hAnsiTheme="minorHAnsi" w:cstheme="minorHAnsi"/>
-                <w:color w:val="auto"/>
-              </w:rPr>
-              <w:t xml:space="preserve"> or </w:t>
-            </w:r>
-            <w:r>
-              <w:rPr>
-                <w:rFonts w:asciiTheme="minorHAnsi" w:hAnsiTheme="minorHAnsi" w:cstheme="minorHAnsi"/>
-                <w:color w:val="auto"/>
-              </w:rPr>
-              <w:t xml:space="preserve">Property </w:t>
-            </w:r>
-            <w:r>
-              <w:rPr>
-                <w:rFonts w:asciiTheme="minorHAnsi" w:hAnsiTheme="minorHAnsi" w:cstheme="minorHAnsi"/>
-                <w:color w:val="auto"/>
-              </w:rPr>
-              <w:t>Admin</w:t>
-            </w:r>
-            <w:r>
-              <w:rPr>
-                <w:rFonts w:asciiTheme="minorHAnsi" w:hAnsiTheme="minorHAnsi" w:cstheme="minorHAnsi"/>
-                <w:color w:val="auto"/>
-              </w:rPr>
-              <w:t>s</w:t>
-            </w:r>
-            <w:r>
-              <w:rPr>
-                <w:rFonts w:asciiTheme="minorHAnsi" w:hAnsiTheme="minorHAnsi" w:cstheme="minorHAnsi"/>
-                <w:color w:val="auto"/>
-              </w:rPr>
-              <w:t>.</w:t>
-            </w:r>
-            <w:r>
-              <w:rPr>
-                <w:rFonts w:asciiTheme="minorHAnsi" w:hAnsiTheme="minorHAnsi" w:cstheme="minorHAnsi"/>
-                <w:color w:val="auto"/>
-              </w:rPr>
-              <w:t xml:space="preserve"> </w:t>
+              <w:t xml:space="preserve">Purchase Requisition is raised by FM Manager or Property Admins. </w:t>
             </w:r>
           </w:p>
           <w:p>
@@ -2073,14 +1737,7 @@
                 <w:rFonts w:asciiTheme="minorHAnsi" w:hAnsiTheme="minorHAnsi" w:cstheme="minorHAnsi"/>
                 <w:color w:val="auto"/>
               </w:rPr>
-              <w:t>If PR value is above 3000 AED landlord approval is needed</w:t>
-            </w:r>
-            <w:r>
-              <w:rPr>
-                <w:rFonts w:asciiTheme="minorHAnsi" w:hAnsiTheme="minorHAnsi" w:cstheme="minorHAnsi"/>
-                <w:color w:val="auto"/>
-              </w:rPr>
-              <w:t>.</w:t>
+              <w:t>If PR value is above 3000 AED landlord approval is needed.</w:t>
             </w:r>
           </w:p>
           <w:p>
@@ -2100,35 +1757,7 @@
                 <w:rFonts w:asciiTheme="minorHAnsi" w:hAnsiTheme="minorHAnsi" w:cstheme="minorHAnsi"/>
                 <w:color w:val="auto"/>
               </w:rPr>
-              <w:t xml:space="preserve">PRs are </w:t>
-            </w:r>
-            <w:r>
-              <w:rPr>
-                <w:rFonts w:asciiTheme="minorHAnsi" w:hAnsiTheme="minorHAnsi" w:cstheme="minorHAnsi"/>
-                <w:color w:val="auto"/>
-              </w:rPr>
-              <w:t xml:space="preserve">sent to </w:t>
-            </w:r>
-            <w:r>
-              <w:rPr>
-                <w:rFonts w:asciiTheme="minorHAnsi" w:hAnsiTheme="minorHAnsi" w:cstheme="minorHAnsi"/>
-                <w:color w:val="auto"/>
-              </w:rPr>
-              <w:t xml:space="preserve">Property Managers </w:t>
-            </w:r>
-            <w:r>
-              <w:rPr>
-                <w:rFonts w:asciiTheme="minorHAnsi" w:hAnsiTheme="minorHAnsi" w:cstheme="minorHAnsi"/>
-                <w:color w:val="auto"/>
-              </w:rPr>
-              <w:t xml:space="preserve">for </w:t>
-            </w:r>
-            <w:r>
-              <w:rPr>
-                <w:rFonts w:asciiTheme="minorHAnsi" w:hAnsiTheme="minorHAnsi" w:cstheme="minorHAnsi"/>
-                <w:color w:val="auto"/>
-              </w:rPr>
-              <w:t>review and approval</w:t>
+              <w:t>PRs are sent to Property Managers for review and approval</w:t>
             </w:r>
           </w:p>
           <w:p>
@@ -2178,23 +1807,7 @@
                 <w:rFonts w:asciiTheme="minorHAnsi" w:hAnsiTheme="minorHAnsi" w:cstheme="minorHAnsi"/>
                 <w:color w:val="auto"/>
               </w:rPr>
-              <w:t xml:space="preserve">Requestor raises the PO and </w:t>
-            </w:r>
-            <w:proofErr w:type="gramStart"/>
-            <w:r>
-              <w:rPr>
-                <w:rFonts w:asciiTheme="minorHAnsi" w:hAnsiTheme="minorHAnsi" w:cstheme="minorHAnsi"/>
-                <w:color w:val="auto"/>
-              </w:rPr>
-              <w:t>send</w:t>
-            </w:r>
-            <w:proofErr w:type="gramEnd"/>
-            <w:r>
-              <w:rPr>
-                <w:rFonts w:asciiTheme="minorHAnsi" w:hAnsiTheme="minorHAnsi" w:cstheme="minorHAnsi"/>
-                <w:color w:val="auto"/>
-              </w:rPr>
-              <w:t xml:space="preserve"> for GM manager review</w:t>
+              <w:t>Requestor raises the PO and send for GM manager review</w:t>
             </w:r>
           </w:p>
           <w:p>
@@ -2215,28 +1828,7 @@
                 <w:rFonts w:asciiTheme="minorHAnsi" w:hAnsiTheme="minorHAnsi" w:cstheme="minorHAnsi"/>
                 <w:color w:val="auto"/>
               </w:rPr>
-              <w:t>GM Review</w:t>
-            </w:r>
-            <w:r>
-              <w:rPr>
-                <w:rFonts w:asciiTheme="minorHAnsi" w:hAnsiTheme="minorHAnsi" w:cstheme="minorHAnsi"/>
-                <w:color w:val="auto"/>
-              </w:rPr>
-              <w:t>s</w:t>
-            </w:r>
-            <w:r>
-              <w:rPr>
-                <w:rFonts w:asciiTheme="minorHAnsi" w:hAnsiTheme="minorHAnsi" w:cstheme="minorHAnsi"/>
-                <w:color w:val="auto"/>
-              </w:rPr>
-              <w:t xml:space="preserve"> and </w:t>
-            </w:r>
-            <w:r>
-              <w:rPr>
-                <w:rFonts w:asciiTheme="minorHAnsi" w:hAnsiTheme="minorHAnsi" w:cstheme="minorHAnsi"/>
-                <w:color w:val="auto"/>
-              </w:rPr>
-              <w:t xml:space="preserve">send for Finance review </w:t>
+              <w:t xml:space="preserve">GM Reviews and send for Finance review </w:t>
             </w:r>
           </w:p>
           <w:p>
@@ -2273,21 +1865,12 @@
                 <w:color w:val="auto"/>
               </w:rPr>
             </w:pPr>
-            <w:proofErr w:type="gramStart"/>
             <w:r>
               <w:rPr>
                 <w:rFonts w:asciiTheme="minorHAnsi" w:hAnsiTheme="minorHAnsi" w:cstheme="minorHAnsi"/>
                 <w:color w:val="auto"/>
               </w:rPr>
-              <w:t>Requestor</w:t>
-            </w:r>
-            <w:proofErr w:type="gramEnd"/>
-            <w:r>
-              <w:rPr>
-                <w:rFonts w:asciiTheme="minorHAnsi" w:hAnsiTheme="minorHAnsi" w:cstheme="minorHAnsi"/>
-                <w:color w:val="auto"/>
-              </w:rPr>
-              <w:t xml:space="preserve"> approve PO </w:t>
+              <w:t xml:space="preserve">Requestor approve PO </w:t>
             </w:r>
           </w:p>
           <w:p>
@@ -2308,14 +1891,7 @@
                 <w:rFonts w:asciiTheme="minorHAnsi" w:hAnsiTheme="minorHAnsi" w:cstheme="minorHAnsi"/>
                 <w:color w:val="auto"/>
               </w:rPr>
-              <w:t>PO available to Vendor in Vendor Café</w:t>
-            </w:r>
-            <w:r>
-              <w:rPr>
-                <w:rFonts w:asciiTheme="minorHAnsi" w:hAnsiTheme="minorHAnsi" w:cstheme="minorHAnsi"/>
-                <w:color w:val="auto"/>
-              </w:rPr>
-              <w:t>.</w:t>
+              <w:t>PO available to Vendor in Vendor Café.</w:t>
             </w:r>
           </w:p>
           <w:p>
@@ -2357,14 +1933,7 @@
                 <w:rFonts w:asciiTheme="minorHAnsi" w:hAnsiTheme="minorHAnsi" w:cstheme="minorHAnsi"/>
                 <w:color w:val="auto"/>
               </w:rPr>
-              <w:t>Requestor</w:t>
-            </w:r>
-            <w:r>
-              <w:rPr>
-                <w:rFonts w:asciiTheme="minorHAnsi" w:hAnsiTheme="minorHAnsi" w:cstheme="minorHAnsi"/>
-                <w:color w:val="auto"/>
-              </w:rPr>
-              <w:t xml:space="preserve"> will perform GRN for the Materials/Services delivered</w:t>
+              <w:t>Requestor will perform GRN for the Materials/Services delivered</w:t>
             </w:r>
           </w:p>
           <w:p>
@@ -2436,35 +2005,7 @@
                 <w:rFonts w:asciiTheme="minorHAnsi" w:hAnsiTheme="minorHAnsi" w:cstheme="minorBidi"/>
                 <w:color w:val="auto"/>
               </w:rPr>
-              <w:t>Option 1</w:t>
-            </w:r>
-            <w:r>
-              <w:rPr>
-                <w:rFonts w:asciiTheme="minorHAnsi" w:hAnsiTheme="minorHAnsi" w:cstheme="minorBidi"/>
-                <w:color w:val="auto"/>
-              </w:rPr>
-              <w:t xml:space="preserve"> –</w:t>
-            </w:r>
-            <w:r>
-              <w:rPr>
-                <w:rFonts w:asciiTheme="minorHAnsi" w:hAnsiTheme="minorHAnsi" w:cstheme="minorBidi"/>
-                <w:color w:val="auto"/>
-              </w:rPr>
-              <w:t xml:space="preserve"> </w:t>
-            </w:r>
-            <w:r>
-              <w:rPr>
-                <w:rFonts w:asciiTheme="minorHAnsi" w:hAnsiTheme="minorHAnsi" w:cstheme="minorBidi"/>
-                <w:color w:val="auto"/>
-              </w:rPr>
-              <w:t xml:space="preserve">AP </w:t>
-            </w:r>
-            <w:r>
-              <w:rPr>
-                <w:rFonts w:asciiTheme="minorHAnsi" w:hAnsiTheme="minorHAnsi" w:cstheme="minorBidi"/>
-                <w:color w:val="auto"/>
-              </w:rPr>
-              <w:t xml:space="preserve">Accountant creates Invoice for PO </w:t>
+              <w:t xml:space="preserve">Option 1 – AP Accountant creates Invoice for PO </w:t>
             </w:r>
           </w:p>
           <w:p>
@@ -2484,28 +2025,7 @@
                 <w:rFonts w:asciiTheme="minorHAnsi" w:hAnsiTheme="minorHAnsi" w:cstheme="minorBidi"/>
                 <w:color w:val="auto"/>
               </w:rPr>
-              <w:t xml:space="preserve">Option 2 </w:t>
-            </w:r>
-            <w:r>
-              <w:rPr>
-                <w:rFonts w:asciiTheme="minorHAnsi" w:hAnsiTheme="minorHAnsi" w:cstheme="minorBidi"/>
-                <w:color w:val="auto"/>
-              </w:rPr>
-              <w:t>–</w:t>
-            </w:r>
-            <w:r>
-              <w:rPr>
-                <w:rFonts w:asciiTheme="minorHAnsi" w:hAnsiTheme="minorHAnsi" w:cstheme="minorBidi"/>
-                <w:color w:val="auto"/>
-              </w:rPr>
-              <w:t xml:space="preserve"> </w:t>
-            </w:r>
-            <w:r>
-              <w:rPr>
-                <w:rFonts w:asciiTheme="minorHAnsi" w:hAnsiTheme="minorHAnsi" w:cstheme="minorBidi"/>
-                <w:color w:val="auto"/>
-              </w:rPr>
-              <w:t>Vendor Creates Invoice from Vendor Café</w:t>
+              <w:t>Option 2 – Vendor Creates Invoice from Vendor Café</w:t>
             </w:r>
           </w:p>
           <w:p>
@@ -2525,14 +2045,7 @@
                 <w:rFonts w:asciiTheme="minorHAnsi" w:hAnsiTheme="minorHAnsi" w:cstheme="minorBidi"/>
                 <w:color w:val="auto"/>
               </w:rPr>
-              <w:t xml:space="preserve">Option 3 – Requestor creates the invoice after </w:t>
-            </w:r>
-            <w:r>
-              <w:rPr>
-                <w:rFonts w:asciiTheme="minorHAnsi" w:hAnsiTheme="minorHAnsi" w:cstheme="minorBidi"/>
-                <w:color w:val="auto"/>
-              </w:rPr>
-              <w:t>GRN</w:t>
+              <w:t>Option 3 – Requestor creates the invoice after GRN</w:t>
             </w:r>
           </w:p>
           <w:p>
@@ -2577,21 +2090,23 @@
                 <w:rFonts w:asciiTheme="minorHAnsi" w:hAnsiTheme="minorHAnsi" w:cstheme="minorBidi"/>
                 <w:color w:val="auto"/>
               </w:rPr>
-              <w:t xml:space="preserve">Commit Payment – performed by </w:t>
-            </w:r>
-            <w:r>
+              <w:t>Commit Payment – performed by AP Accountant</w:t>
+            </w:r>
+          </w:p>
+          <w:p>
+            <w:pPr>
+              <w:pStyle w:val="BRDBulletedList1"/>
               <w:rPr>
                 <w:rFonts w:asciiTheme="minorHAnsi" w:hAnsiTheme="minorHAnsi" w:cstheme="minorBidi"/>
                 <w:color w:val="auto"/>
               </w:rPr>
-              <w:t xml:space="preserve">AP </w:t>
-            </w:r>
+            </w:pPr>
             <w:r>
               <w:rPr>
                 <w:rFonts w:asciiTheme="minorHAnsi" w:hAnsiTheme="minorHAnsi" w:cstheme="minorBidi"/>
                 <w:color w:val="auto"/>
               </w:rPr>
-              <w:t>Accountant</w:t>
+              <w:t xml:space="preserve">Process Payment - performed by AP Accountant </w:t>
             </w:r>
           </w:p>
           <w:p>
@@ -2607,58 +2122,7 @@
                 <w:rFonts w:asciiTheme="minorHAnsi" w:hAnsiTheme="minorHAnsi" w:cstheme="minorBidi"/>
                 <w:color w:val="auto"/>
               </w:rPr>
-              <w:t xml:space="preserve">Process Payment - performed by </w:t>
-            </w:r>
-            <w:r>
-              <w:rPr>
-                <w:rFonts w:asciiTheme="minorHAnsi" w:hAnsiTheme="minorHAnsi" w:cstheme="minorBidi"/>
-                <w:color w:val="auto"/>
-              </w:rPr>
-              <w:t>AP Accountant</w:t>
-            </w:r>
-            <w:r>
-              <w:rPr>
-                <w:rFonts w:asciiTheme="minorHAnsi" w:hAnsiTheme="minorHAnsi" w:cstheme="minorBidi"/>
-                <w:color w:val="auto"/>
-              </w:rPr>
-              <w:t xml:space="preserve"> </w:t>
-            </w:r>
-          </w:p>
-          <w:p>
-            <w:pPr>
-              <w:pStyle w:val="BRDBulletedList1"/>
-              <w:rPr>
-                <w:rFonts w:asciiTheme="minorHAnsi" w:hAnsiTheme="minorHAnsi" w:cstheme="minorBidi"/>
-                <w:color w:val="auto"/>
-              </w:rPr>
-            </w:pPr>
-            <w:r>
-              <w:rPr>
-                <w:rFonts w:asciiTheme="minorHAnsi" w:hAnsiTheme="minorHAnsi" w:cstheme="minorBidi"/>
-                <w:color w:val="auto"/>
-              </w:rPr>
-              <w:t xml:space="preserve">GL Disbursement – </w:t>
-            </w:r>
-            <w:r>
-              <w:rPr>
-                <w:rFonts w:asciiTheme="minorHAnsi" w:hAnsiTheme="minorHAnsi" w:cstheme="minorBidi"/>
-                <w:color w:val="auto"/>
-              </w:rPr>
-              <w:t>Chief Accountant</w:t>
-            </w:r>
-            <w:r>
-              <w:rPr>
-                <w:rFonts w:asciiTheme="minorHAnsi" w:hAnsiTheme="minorHAnsi" w:cstheme="minorBidi"/>
-                <w:color w:val="auto"/>
-              </w:rPr>
-              <w:t xml:space="preserve"> then GM</w:t>
-            </w:r>
-            <w:r>
-              <w:rPr>
-                <w:rFonts w:asciiTheme="minorHAnsi" w:hAnsiTheme="minorHAnsi" w:cstheme="minorBidi"/>
-                <w:color w:val="auto"/>
-              </w:rPr>
-              <w:t xml:space="preserve"> (DOA in RFI)</w:t>
+              <w:t>GL Disbursement – Chief Accountant then GM (DOA in RFI)</w:t>
             </w:r>
           </w:p>
           <w:p>
@@ -3198,28 +2662,7 @@
                 <w:rFonts w:asciiTheme="minorHAnsi" w:hAnsiTheme="minorHAnsi" w:cstheme="minorHAnsi"/>
                 <w:bCs/>
               </w:rPr>
-              <w:t xml:space="preserve">Please share the DOA/workflow for </w:t>
-            </w:r>
-            <w:r>
-              <w:rPr>
-                <w:rFonts w:asciiTheme="minorHAnsi" w:hAnsiTheme="minorHAnsi" w:cstheme="minorHAnsi"/>
-                <w:bCs/>
-              </w:rPr>
-              <w:t>PR/</w:t>
-            </w:r>
-            <w:r>
-              <w:rPr>
-                <w:rFonts w:asciiTheme="minorHAnsi" w:hAnsiTheme="minorHAnsi" w:cstheme="minorHAnsi"/>
-                <w:bCs/>
-              </w:rPr>
-              <w:t>PO approval</w:t>
-            </w:r>
-            <w:r>
-              <w:rPr>
-                <w:rFonts w:asciiTheme="minorHAnsi" w:hAnsiTheme="minorHAnsi" w:cstheme="minorHAnsi"/>
-                <w:bCs/>
-              </w:rPr>
-              <w:t>.</w:t>
+              <w:t>Please share the DOA/workflow for PR/PO approval.</w:t>
             </w:r>
           </w:p>
           <w:p>
@@ -3245,27 +2688,7 @@
                 <w:sz w:val="20"/>
                 <w:szCs w:val="20"/>
               </w:rPr>
-              <w:t xml:space="preserve">If, the workflow </w:t>
-            </w:r>
-            <w:proofErr w:type="gramStart"/>
-            <w:r>
-              <w:rPr>
-                <w:rFonts w:asciiTheme="minorHAnsi" w:hAnsiTheme="minorHAnsi" w:cstheme="minorHAnsi"/>
-                <w:bCs/>
-                <w:sz w:val="20"/>
-                <w:szCs w:val="20"/>
-              </w:rPr>
-              <w:t>based</w:t>
-            </w:r>
-            <w:proofErr w:type="gramEnd"/>
-            <w:r>
-              <w:rPr>
-                <w:rFonts w:asciiTheme="minorHAnsi" w:hAnsiTheme="minorHAnsi" w:cstheme="minorHAnsi"/>
-                <w:bCs/>
-                <w:sz w:val="20"/>
-                <w:szCs w:val="20"/>
-              </w:rPr>
-              <w:t xml:space="preserve"> on amount of POs- share threshold limits for each approver.</w:t>
+              <w:t>If, the workflow based on amount of POs- share threshold limits for each approver.</w:t>
             </w:r>
           </w:p>
           <w:p>
@@ -3282,7 +2705,6 @@
                 <w:bCs/>
               </w:rPr>
             </w:pPr>
-            <w:proofErr w:type="gramStart"/>
             <w:r>
               <w:rPr>
                 <w:rFonts w:asciiTheme="minorHAnsi" w:hAnsiTheme="minorHAnsi" w:cstheme="minorHAnsi"/>
@@ -3290,17 +2712,7 @@
                 <w:sz w:val="20"/>
                 <w:szCs w:val="20"/>
               </w:rPr>
-              <w:t>If,</w:t>
-            </w:r>
-            <w:proofErr w:type="gramEnd"/>
-            <w:r>
-              <w:rPr>
-                <w:rFonts w:asciiTheme="minorHAnsi" w:hAnsiTheme="minorHAnsi" w:cstheme="minorHAnsi"/>
-                <w:bCs/>
-                <w:sz w:val="20"/>
-                <w:szCs w:val="20"/>
-              </w:rPr>
-              <w:t xml:space="preserve"> there are different approvers for each of the departments (expense types)- share the hierarchy for each department.</w:t>
+              <w:t>If, there are different approvers for each of the departments (expense types)- share the hierarchy for each department.</w:t>
             </w:r>
           </w:p>
         </w:tc>
@@ -3911,39 +3323,7 @@
                 <w:color w:val="auto"/>
                 <w:lang w:val="en-AU" w:eastAsia="en-AU"/>
               </w:rPr>
-              <w:t>Yes, all invoices need PO ex</w:t>
-            </w:r>
-            <w:r>
-              <w:rPr>
-                <w:rFonts w:asciiTheme="minorHAnsi" w:hAnsiTheme="minorHAnsi" w:cstheme="minorBidi"/>
-                <w:color w:val="auto"/>
-                <w:lang w:val="en-AU" w:eastAsia="en-AU"/>
-              </w:rPr>
-              <w:t>c</w:t>
-            </w:r>
-            <w:r>
-              <w:rPr>
-                <w:rFonts w:asciiTheme="minorHAnsi" w:hAnsiTheme="minorHAnsi" w:cstheme="minorBidi"/>
-                <w:color w:val="auto"/>
-                <w:lang w:val="en-AU" w:eastAsia="en-AU"/>
-              </w:rPr>
-              <w:t>e</w:t>
-            </w:r>
-            <w:r>
-              <w:rPr>
-                <w:rFonts w:asciiTheme="minorHAnsi" w:hAnsiTheme="minorHAnsi" w:cstheme="minorBidi"/>
-                <w:color w:val="auto"/>
-                <w:lang w:val="en-AU" w:eastAsia="en-AU"/>
-              </w:rPr>
-              <w:t>p</w:t>
-            </w:r>
-            <w:r>
-              <w:rPr>
-                <w:rFonts w:asciiTheme="minorHAnsi" w:hAnsiTheme="minorHAnsi" w:cstheme="minorBidi"/>
-                <w:color w:val="auto"/>
-                <w:lang w:val="en-AU" w:eastAsia="en-AU"/>
-              </w:rPr>
-              <w:t xml:space="preserve">t for Govt, Dewa. </w:t>
+              <w:t xml:space="preserve">Yes, all invoices need PO except for Govt, Dewa. </w:t>
             </w:r>
           </w:p>
           <w:p>
@@ -4132,33 +3512,7 @@
               <w:rPr>
                 <w:rFonts w:asciiTheme="minorHAnsi" w:eastAsiaTheme="minorEastAsia" w:hAnsiTheme="minorHAnsi" w:cstheme="minorBidi"/>
               </w:rPr>
-              <w:t xml:space="preserve">Invoice processing across </w:t>
-            </w:r>
-            <w:proofErr w:type="gramStart"/>
-            <w:r>
-              <w:rPr>
-                <w:rFonts w:asciiTheme="minorHAnsi" w:eastAsiaTheme="minorEastAsia" w:hAnsiTheme="minorHAnsi" w:cstheme="minorBidi"/>
-              </w:rPr>
-              <w:t>properties</w:t>
-            </w:r>
-            <w:r>
-              <w:rPr>
-                <w:rFonts w:asciiTheme="minorHAnsi" w:eastAsiaTheme="minorEastAsia" w:hAnsiTheme="minorHAnsi" w:cstheme="minorBidi"/>
-              </w:rPr>
-              <w:t>?</w:t>
-            </w:r>
-            <w:proofErr w:type="gramEnd"/>
-            <w:r>
-              <w:rPr>
-                <w:rFonts w:asciiTheme="minorHAnsi" w:eastAsiaTheme="minorEastAsia" w:hAnsiTheme="minorHAnsi" w:cstheme="minorBidi"/>
-              </w:rPr>
-              <w:t xml:space="preserve"> </w:t>
-            </w:r>
-            <w:r>
-              <w:rPr>
-                <w:rFonts w:asciiTheme="minorHAnsi" w:eastAsiaTheme="minorEastAsia" w:hAnsiTheme="minorHAnsi" w:cstheme="minorBidi"/>
-              </w:rPr>
-              <w:t>One AP Invoice from Vendor for Multiple Properties?</w:t>
+              <w:t>Invoice processing across properties? One AP Invoice from Vendor for Multiple Properties?</w:t>
             </w:r>
           </w:p>
         </w:tc>
@@ -4232,28 +3586,7 @@
                 <w:rFonts w:asciiTheme="minorHAnsi" w:hAnsiTheme="minorHAnsi" w:cstheme="minorHAnsi"/>
                 <w:bCs/>
               </w:rPr>
-              <w:t xml:space="preserve">Please share the DOA/workflow for </w:t>
-            </w:r>
-            <w:r>
-              <w:rPr>
-                <w:rFonts w:asciiTheme="minorHAnsi" w:hAnsiTheme="minorHAnsi" w:cstheme="minorHAnsi"/>
-                <w:bCs/>
-              </w:rPr>
-              <w:t>Invoice</w:t>
-            </w:r>
-            <w:r>
-              <w:rPr>
-                <w:rFonts w:asciiTheme="minorHAnsi" w:hAnsiTheme="minorHAnsi" w:cstheme="minorHAnsi"/>
-                <w:bCs/>
-              </w:rPr>
-              <w:t xml:space="preserve"> approval</w:t>
-            </w:r>
-            <w:r>
-              <w:rPr>
-                <w:rFonts w:asciiTheme="minorHAnsi" w:hAnsiTheme="minorHAnsi" w:cstheme="minorHAnsi"/>
-                <w:bCs/>
-              </w:rPr>
-              <w:t>.</w:t>
+              <w:t>Please share the DOA/workflow for Invoice approval.</w:t>
             </w:r>
           </w:p>
           <w:p>
@@ -4280,25 +3613,7 @@
                 <w:szCs w:val="20"/>
               </w:rPr>
               <w:lastRenderedPageBreak/>
-              <w:t xml:space="preserve">If, the workflow based on amount of </w:t>
-            </w:r>
-            <w:r>
-              <w:rPr>
-                <w:rFonts w:asciiTheme="minorHAnsi" w:hAnsiTheme="minorHAnsi" w:cstheme="minorHAnsi"/>
-                <w:bCs/>
-                <w:sz w:val="20"/>
-                <w:szCs w:val="20"/>
-              </w:rPr>
-              <w:t>Invoices</w:t>
-            </w:r>
-            <w:r>
-              <w:rPr>
-                <w:rFonts w:asciiTheme="minorHAnsi" w:hAnsiTheme="minorHAnsi" w:cstheme="minorHAnsi"/>
-                <w:bCs/>
-                <w:sz w:val="20"/>
-                <w:szCs w:val="20"/>
-              </w:rPr>
-              <w:t>- share threshold limits for each approver.</w:t>
+              <w:t>If, the workflow based on amount of Invoices- share threshold limits for each approver.</w:t>
             </w:r>
           </w:p>
           <w:p>
@@ -4317,7 +3632,6 @@
                 <w:szCs w:val="20"/>
               </w:rPr>
             </w:pPr>
-            <w:proofErr w:type="gramStart"/>
             <w:r>
               <w:rPr>
                 <w:rFonts w:asciiTheme="minorHAnsi" w:hAnsiTheme="minorHAnsi" w:cstheme="minorHAnsi"/>
@@ -4325,17 +3639,7 @@
                 <w:sz w:val="20"/>
                 <w:szCs w:val="20"/>
               </w:rPr>
-              <w:t>If,</w:t>
-            </w:r>
-            <w:proofErr w:type="gramEnd"/>
-            <w:r>
-              <w:rPr>
-                <w:rFonts w:asciiTheme="minorHAnsi" w:hAnsiTheme="minorHAnsi" w:cstheme="minorHAnsi"/>
-                <w:bCs/>
-                <w:sz w:val="20"/>
-                <w:szCs w:val="20"/>
-              </w:rPr>
-              <w:t xml:space="preserve"> there are different approvers for each of the departments (expense types)- share the hierarchy for each department.</w:t>
+              <w:t>If, there are different approvers for each of the departments (expense types)- share the hierarchy for each department.</w:t>
             </w:r>
           </w:p>
         </w:tc>
@@ -4505,31 +3809,7 @@
                 <w:color w:val="auto"/>
                 <w:lang w:val="en-AU" w:eastAsia="en-AU"/>
               </w:rPr>
-              <w:t xml:space="preserve">Direct invoice should </w:t>
-            </w:r>
-            <w:r>
-              <w:rPr>
-                <w:rFonts w:asciiTheme="minorHAnsi" w:hAnsiTheme="minorHAnsi" w:cstheme="minorHAnsi"/>
-                <w:color w:val="auto"/>
-                <w:lang w:val="en-AU" w:eastAsia="en-AU"/>
-              </w:rPr>
-              <w:t>b</w:t>
-            </w:r>
-            <w:r>
-              <w:rPr>
-                <w:rFonts w:asciiTheme="minorHAnsi" w:hAnsiTheme="minorHAnsi" w:cstheme="minorHAnsi"/>
-                <w:color w:val="auto"/>
-                <w:lang w:val="en-AU" w:eastAsia="en-AU"/>
-              </w:rPr>
-              <w:t xml:space="preserve">e allowed </w:t>
-            </w:r>
-            <w:r>
-              <w:rPr>
-                <w:rFonts w:asciiTheme="minorHAnsi" w:hAnsiTheme="minorHAnsi" w:cstheme="minorHAnsi"/>
-                <w:color w:val="auto"/>
-                <w:lang w:val="en-AU" w:eastAsia="en-AU"/>
-              </w:rPr>
-              <w:t>for the below:</w:t>
+              <w:t>Direct invoice should be allowed for the below:</w:t>
             </w:r>
           </w:p>
           <w:p>
@@ -4984,27 +4264,7 @@
                 <w:sz w:val="20"/>
                 <w:szCs w:val="20"/>
               </w:rPr>
-              <w:t xml:space="preserve">Do you process EFT payments to more than one bank </w:t>
-            </w:r>
-            <w:proofErr w:type="gramStart"/>
-            <w:r>
-              <w:rPr>
-                <w:rFonts w:asciiTheme="minorHAnsi" w:hAnsiTheme="minorHAnsi" w:cstheme="minorHAnsi"/>
-                <w:bCs/>
-                <w:sz w:val="20"/>
-                <w:szCs w:val="20"/>
-              </w:rPr>
-              <w:t>accounts</w:t>
-            </w:r>
-            <w:proofErr w:type="gramEnd"/>
-            <w:r>
-              <w:rPr>
-                <w:rFonts w:asciiTheme="minorHAnsi" w:hAnsiTheme="minorHAnsi" w:cstheme="minorHAnsi"/>
-                <w:bCs/>
-                <w:sz w:val="20"/>
-                <w:szCs w:val="20"/>
-              </w:rPr>
-              <w:t xml:space="preserve"> for a single vendor?</w:t>
+              <w:t>Do you process EFT payments to more than one bank accounts for a single vendor?</w:t>
             </w:r>
           </w:p>
           <w:p>
@@ -5030,27 +4290,7 @@
                 <w:sz w:val="20"/>
                 <w:szCs w:val="20"/>
               </w:rPr>
-              <w:t xml:space="preserve">Which bank account is used to process vendor EFT payments? Details to be captured for said bank </w:t>
-            </w:r>
-            <w:proofErr w:type="gramStart"/>
-            <w:r>
-              <w:rPr>
-                <w:rFonts w:asciiTheme="minorHAnsi" w:hAnsiTheme="minorHAnsi" w:cstheme="minorHAnsi"/>
-                <w:bCs/>
-                <w:sz w:val="20"/>
-                <w:szCs w:val="20"/>
-              </w:rPr>
-              <w:t>account?</w:t>
-            </w:r>
-            <w:proofErr w:type="gramEnd"/>
-            <w:r>
-              <w:rPr>
-                <w:rFonts w:asciiTheme="minorHAnsi" w:hAnsiTheme="minorHAnsi" w:cstheme="minorHAnsi"/>
-                <w:bCs/>
-                <w:sz w:val="20"/>
-                <w:szCs w:val="20"/>
-              </w:rPr>
-              <w:t xml:space="preserve"> </w:t>
+              <w:t xml:space="preserve">Which bank account is used to process vendor EFT payments? Details to be captured for said bank account? </w:t>
             </w:r>
           </w:p>
         </w:tc>
@@ -5134,28 +4374,7 @@
                 <w:rFonts w:asciiTheme="minorHAnsi" w:hAnsiTheme="minorHAnsi" w:cstheme="minorHAnsi"/>
                 <w:bCs/>
               </w:rPr>
-              <w:t xml:space="preserve">Please share the DOA/workflow for </w:t>
-            </w:r>
-            <w:r>
-              <w:rPr>
-                <w:rFonts w:asciiTheme="minorHAnsi" w:hAnsiTheme="minorHAnsi" w:cstheme="minorHAnsi"/>
-                <w:bCs/>
-              </w:rPr>
-              <w:t>Payment</w:t>
-            </w:r>
-            <w:r>
-              <w:rPr>
-                <w:rFonts w:asciiTheme="minorHAnsi" w:hAnsiTheme="minorHAnsi" w:cstheme="minorHAnsi"/>
-                <w:bCs/>
-              </w:rPr>
-              <w:t xml:space="preserve"> approval</w:t>
-            </w:r>
-            <w:r>
-              <w:rPr>
-                <w:rFonts w:asciiTheme="minorHAnsi" w:hAnsiTheme="minorHAnsi" w:cstheme="minorHAnsi"/>
-                <w:bCs/>
-              </w:rPr>
-              <w:t>.</w:t>
+              <w:t>Please share the DOA/workflow for Payment approval.</w:t>
             </w:r>
           </w:p>
           <w:p>
@@ -5181,25 +4400,7 @@
                 <w:sz w:val="20"/>
                 <w:szCs w:val="20"/>
               </w:rPr>
-              <w:t xml:space="preserve">If, the workflow based on amount of </w:t>
-            </w:r>
-            <w:r>
-              <w:rPr>
-                <w:rFonts w:asciiTheme="minorHAnsi" w:hAnsiTheme="minorHAnsi" w:cstheme="minorHAnsi"/>
-                <w:bCs/>
-                <w:sz w:val="20"/>
-                <w:szCs w:val="20"/>
-              </w:rPr>
-              <w:t>Payments</w:t>
-            </w:r>
-            <w:r>
-              <w:rPr>
-                <w:rFonts w:asciiTheme="minorHAnsi" w:hAnsiTheme="minorHAnsi" w:cstheme="minorHAnsi"/>
-                <w:bCs/>
-                <w:sz w:val="20"/>
-                <w:szCs w:val="20"/>
-              </w:rPr>
-              <w:t>- share threshold limits for each approver.</w:t>
+              <w:t>If, the workflow based on amount of Payments- share threshold limits for each approver.</w:t>
             </w:r>
           </w:p>
         </w:tc>
@@ -5354,19 +4555,7 @@
               <w:rPr>
                 <w:rFonts w:asciiTheme="minorHAnsi" w:hAnsiTheme="minorHAnsi" w:cstheme="minorHAnsi"/>
               </w:rPr>
-              <w:t xml:space="preserve">Do </w:t>
-            </w:r>
-            <w:r>
-              <w:rPr>
-                <w:rFonts w:asciiTheme="minorHAnsi" w:hAnsiTheme="minorHAnsi" w:cstheme="minorHAnsi"/>
-              </w:rPr>
-              <w:t>you make advance payments to</w:t>
-            </w:r>
-            <w:r>
-              <w:rPr>
-                <w:rFonts w:asciiTheme="minorHAnsi" w:hAnsiTheme="minorHAnsi" w:cstheme="minorHAnsi"/>
-              </w:rPr>
-              <w:t xml:space="preserve"> the vendor? Provide us with business scenarios where Advance payment is released to Vendor. Provide an overview of advance payment to the vendor and how you adjust it against invoice</w:t>
+              <w:t>Do you make advance payments to the vendor? Provide us with business scenarios where Advance payment is released to Vendor. Provide an overview of advance payment to the vendor and how you adjust it against invoice</w:t>
             </w:r>
           </w:p>
         </w:tc>
@@ -5393,39 +4582,7 @@
                 <w:color w:val="auto"/>
                 <w:lang w:val="en-AU" w:eastAsia="en-AU"/>
               </w:rPr>
-              <w:t xml:space="preserve">In most cases (95%), </w:t>
-            </w:r>
-            <w:r>
-              <w:rPr>
-                <w:rFonts w:asciiTheme="minorHAnsi" w:hAnsiTheme="minorHAnsi" w:cstheme="minorBidi"/>
-                <w:color w:val="auto"/>
-                <w:lang w:val="en-AU" w:eastAsia="en-AU"/>
-              </w:rPr>
-              <w:t xml:space="preserve">client </w:t>
-            </w:r>
-            <w:r>
-              <w:rPr>
-                <w:rFonts w:asciiTheme="minorHAnsi" w:hAnsiTheme="minorHAnsi" w:cstheme="minorBidi"/>
-                <w:color w:val="auto"/>
-                <w:lang w:val="en-AU" w:eastAsia="en-AU"/>
-              </w:rPr>
-              <w:t xml:space="preserve">receives a </w:t>
-            </w:r>
-            <w:r>
-              <w:rPr>
-                <w:rFonts w:asciiTheme="minorHAnsi" w:hAnsiTheme="minorHAnsi" w:cstheme="minorBidi"/>
-                <w:color w:val="auto"/>
-                <w:lang w:val="en-AU" w:eastAsia="en-AU"/>
-              </w:rPr>
-              <w:t>tax invoice</w:t>
-            </w:r>
-            <w:r>
-              <w:rPr>
-                <w:rFonts w:asciiTheme="minorHAnsi" w:hAnsiTheme="minorHAnsi" w:cstheme="minorBidi"/>
-                <w:color w:val="auto"/>
-                <w:lang w:val="en-AU" w:eastAsia="en-AU"/>
-              </w:rPr>
-              <w:t xml:space="preserve"> for the advances paid. Therefore, those will be booked under the expense account.</w:t>
+              <w:t>In most cases (95%), client receives a tax invoice for the advances paid. Therefore, those will be booked under the expense account.</w:t>
             </w:r>
           </w:p>
           <w:p>
@@ -5447,55 +4604,7 @@
                 <w:color w:val="auto"/>
                 <w:lang w:val="en-AU" w:eastAsia="en-AU"/>
               </w:rPr>
-              <w:t>For the remaining cases</w:t>
-            </w:r>
-            <w:r>
-              <w:rPr>
-                <w:rFonts w:asciiTheme="minorHAnsi" w:hAnsiTheme="minorHAnsi" w:cstheme="minorBidi"/>
-                <w:color w:val="auto"/>
-                <w:lang w:val="en-AU" w:eastAsia="en-AU"/>
-              </w:rPr>
-              <w:t xml:space="preserve"> (5%)</w:t>
-            </w:r>
-            <w:r>
-              <w:rPr>
-                <w:rFonts w:asciiTheme="minorHAnsi" w:hAnsiTheme="minorHAnsi" w:cstheme="minorBidi"/>
-                <w:color w:val="auto"/>
-                <w:lang w:val="en-AU" w:eastAsia="en-AU"/>
-              </w:rPr>
-              <w:t xml:space="preserve">, </w:t>
-            </w:r>
-            <w:r>
-              <w:rPr>
-                <w:rFonts w:asciiTheme="minorHAnsi" w:hAnsiTheme="minorHAnsi" w:cstheme="minorBidi"/>
-                <w:color w:val="auto"/>
-                <w:lang w:val="en-AU" w:eastAsia="en-AU"/>
-              </w:rPr>
-              <w:t xml:space="preserve">Proforma invoices are received </w:t>
-            </w:r>
-            <w:r>
-              <w:rPr>
-                <w:rFonts w:asciiTheme="minorHAnsi" w:hAnsiTheme="minorHAnsi" w:cstheme="minorBidi"/>
-                <w:color w:val="auto"/>
-                <w:lang w:val="en-AU" w:eastAsia="en-AU"/>
-              </w:rPr>
-              <w:t>exclusive of VAT.</w:t>
-            </w:r>
-            <w:r>
-              <w:rPr>
-                <w:rFonts w:asciiTheme="minorHAnsi" w:hAnsiTheme="minorHAnsi" w:cstheme="minorBidi"/>
-                <w:color w:val="auto"/>
-                <w:lang w:val="en-AU" w:eastAsia="en-AU"/>
-              </w:rPr>
-              <w:t xml:space="preserve"> For those cases, an AP control account will be used to track Vendor Advances.</w:t>
-            </w:r>
-            <w:r>
-              <w:rPr>
-                <w:rFonts w:asciiTheme="minorHAnsi" w:hAnsiTheme="minorHAnsi" w:cstheme="minorBidi"/>
-                <w:color w:val="auto"/>
-                <w:lang w:val="en-AU" w:eastAsia="en-AU"/>
-              </w:rPr>
-              <w:t xml:space="preserve"> (2 payables will be created to record vendor advances routed through a clearing advance account)</w:t>
+              <w:t>For the remaining cases (5%), Proforma invoices are received exclusive of VAT. For those cases, an AP control account will be used to track Vendor Advances. (2 payables will be created to record vendor advances routed through a clearing advance account)</w:t>
             </w:r>
           </w:p>
           <w:p>
@@ -6949,23 +6058,7 @@
                 <w:color w:val="auto"/>
                 <w:lang w:val="en-AU" w:eastAsia="en-AU"/>
               </w:rPr>
-              <w:t xml:space="preserve">Open PO with partial </w:t>
-            </w:r>
-            <w:r>
-              <w:rPr>
-                <w:rFonts w:asciiTheme="minorHAnsi" w:hAnsiTheme="minorHAnsi" w:cstheme="minorBidi"/>
-                <w:color w:val="auto"/>
-                <w:lang w:val="en-AU" w:eastAsia="en-AU"/>
-              </w:rPr>
-              <w:t>GRN</w:t>
-            </w:r>
-            <w:r>
-              <w:rPr>
-                <w:rFonts w:asciiTheme="minorHAnsi" w:hAnsiTheme="minorHAnsi" w:cstheme="minorBidi"/>
-                <w:color w:val="auto"/>
-                <w:lang w:val="en-AU" w:eastAsia="en-AU"/>
-              </w:rPr>
-              <w:t xml:space="preserve"> and not invoiced</w:t>
+              <w:t>Open PO with partial GRN and not invoiced</w:t>
             </w:r>
           </w:p>
           <w:p>
@@ -7198,19 +6291,7 @@
               <w:rPr>
                 <w:rFonts w:asciiTheme="minorHAnsi" w:hAnsiTheme="minorHAnsi" w:cstheme="minorHAnsi"/>
               </w:rPr>
-              <w:t>D</w:t>
-            </w:r>
-            <w:r>
-              <w:rPr>
-                <w:rFonts w:asciiTheme="minorHAnsi" w:hAnsiTheme="minorHAnsi" w:cstheme="minorHAnsi"/>
-              </w:rPr>
-              <w:t xml:space="preserve">o </w:t>
-            </w:r>
-            <w:r>
-              <w:rPr>
-                <w:rFonts w:asciiTheme="minorHAnsi" w:hAnsiTheme="minorHAnsi" w:cstheme="minorHAnsi"/>
-              </w:rPr>
-              <w:t>you process credit notes? Provide some examples.</w:t>
+              <w:t>Do you process credit notes? Provide some examples.</w:t>
             </w:r>
           </w:p>
         </w:tc>
@@ -7239,23 +6320,7 @@
                 <w:color w:val="auto"/>
                 <w:lang w:val="en-AU" w:eastAsia="en-AU"/>
               </w:rPr>
-              <w:t>Credit note</w:t>
-            </w:r>
-            <w:r>
-              <w:rPr>
-                <w:rFonts w:asciiTheme="minorHAnsi" w:hAnsiTheme="minorHAnsi" w:cstheme="minorHAnsi"/>
-                <w:color w:val="auto"/>
-                <w:lang w:val="en-AU" w:eastAsia="en-AU"/>
-              </w:rPr>
-              <w:t>s are raised by Vendor in Vendor Café or by Finance directly in Yardi</w:t>
-            </w:r>
-            <w:r>
-              <w:rPr>
-                <w:rFonts w:asciiTheme="minorHAnsi" w:hAnsiTheme="minorHAnsi" w:cstheme="minorHAnsi"/>
-                <w:color w:val="auto"/>
-                <w:lang w:val="en-AU" w:eastAsia="en-AU"/>
-              </w:rPr>
-              <w:t xml:space="preserve"> for damages or missing items.</w:t>
+              <w:t>Credit notes are raised by Vendor in Vendor Café or by Finance directly in Yardi for damages or missing items.</w:t>
             </w:r>
           </w:p>
         </w:tc>
@@ -7301,13 +6366,7 @@
               <w:rPr>
                 <w:rFonts w:asciiTheme="minorHAnsi" w:hAnsiTheme="minorHAnsi" w:cstheme="minorHAnsi"/>
               </w:rPr>
-              <w:t>Do you adjust credit notes against t</w:t>
-            </w:r>
-            <w:r>
-              <w:rPr>
-                <w:rFonts w:asciiTheme="minorHAnsi" w:hAnsiTheme="minorHAnsi" w:cstheme="minorHAnsi"/>
-              </w:rPr>
-              <w:t>he outstanding vendor payments?</w:t>
+              <w:t>Do you adjust credit notes against the outstanding vendor payments?</w:t>
             </w:r>
           </w:p>
         </w:tc>
@@ -7493,13 +6552,7 @@
               <w:rPr>
                 <w:rFonts w:asciiTheme="minorHAnsi" w:hAnsiTheme="minorHAnsi" w:cstheme="minorBidi"/>
               </w:rPr>
-              <w:t xml:space="preserve">Bank Transfer is the only method for </w:t>
-            </w:r>
-            <w:r>
-              <w:rPr>
-                <w:rFonts w:asciiTheme="minorHAnsi" w:hAnsiTheme="minorHAnsi" w:cstheme="minorBidi"/>
-              </w:rPr>
-              <w:t>tenant refunds.</w:t>
+              <w:t>Bank Transfer is the only method for tenant refunds.</w:t>
             </w:r>
           </w:p>
           <w:p>
@@ -7687,15 +6740,7 @@
                 <w:b/>
                 <w:bCs/>
               </w:rPr>
-              <w:t>AP Accountant</w:t>
-            </w:r>
-            <w:r>
-              <w:rPr>
-                <w:rFonts w:asciiTheme="minorHAnsi" w:hAnsiTheme="minorHAnsi"/>
-                <w:b/>
-                <w:bCs/>
-              </w:rPr>
-              <w:t xml:space="preserve"> Float</w:t>
+              <w:t>AP Accountant Float</w:t>
             </w:r>
           </w:p>
           <w:p>
@@ -7719,52 +6764,8 @@
                 <w:color w:val="auto"/>
                 <w:lang w:val="en-AU" w:eastAsia="en-AU"/>
               </w:rPr>
-              <w:t xml:space="preserve">Petty Cash is maintained </w:t>
-            </w:r>
-            <w:r>
-              <w:rPr>
-                <w:rFonts w:asciiTheme="minorHAnsi" w:hAnsiTheme="minorHAnsi" w:cstheme="minorHAnsi"/>
-                <w:color w:val="auto"/>
-                <w:lang w:val="en-AU" w:eastAsia="en-AU"/>
-              </w:rPr>
-              <w:t xml:space="preserve">by </w:t>
-            </w:r>
-            <w:proofErr w:type="spellStart"/>
-            <w:r>
-              <w:rPr>
-                <w:rFonts w:asciiTheme="minorHAnsi" w:hAnsiTheme="minorHAnsi" w:cstheme="minorHAnsi"/>
-                <w:color w:val="auto"/>
-                <w:lang w:val="en-AU" w:eastAsia="en-AU"/>
-              </w:rPr>
-              <w:t>Imkan</w:t>
-            </w:r>
-            <w:proofErr w:type="spellEnd"/>
-            <w:r>
-              <w:rPr>
-                <w:rFonts w:asciiTheme="minorHAnsi" w:hAnsiTheme="minorHAnsi" w:cstheme="minorHAnsi"/>
-                <w:color w:val="auto"/>
-                <w:lang w:val="en-AU" w:eastAsia="en-AU"/>
-              </w:rPr>
-              <w:t xml:space="preserve"> </w:t>
-            </w:r>
-            <w:r>
-              <w:rPr>
-                <w:rFonts w:asciiTheme="minorHAnsi" w:hAnsiTheme="minorHAnsi" w:cstheme="minorHAnsi"/>
-                <w:color w:val="auto"/>
-                <w:lang w:val="en-AU" w:eastAsia="en-AU"/>
-              </w:rPr>
-              <w:t xml:space="preserve">for all its companies including </w:t>
-            </w:r>
-            <w:proofErr w:type="spellStart"/>
-            <w:r>
-              <w:rPr>
-                <w:rFonts w:asciiTheme="minorHAnsi" w:hAnsiTheme="minorHAnsi" w:cstheme="minorHAnsi"/>
-                <w:color w:val="auto"/>
-                <w:lang w:val="en-AU" w:eastAsia="en-AU"/>
-              </w:rPr>
-              <w:t>Asseto</w:t>
-            </w:r>
-            <w:proofErr w:type="spellEnd"/>
+              <w:t>Petty Cash is maintained by Imkan for all its companies including Asseto</w:t>
+            </w:r>
           </w:p>
           <w:p>
             <w:pPr>
@@ -7783,55 +6784,7 @@
               <w:rPr>
                 <w:rFonts w:asciiTheme="minorHAnsi" w:hAnsiTheme="minorHAnsi"/>
               </w:rPr>
-              <w:t xml:space="preserve">If any petty cash purchase is required, </w:t>
-            </w:r>
-            <w:proofErr w:type="spellStart"/>
-            <w:r>
-              <w:rPr>
-                <w:rFonts w:asciiTheme="minorHAnsi" w:hAnsiTheme="minorHAnsi"/>
-              </w:rPr>
-              <w:t>Imkan</w:t>
-            </w:r>
-            <w:proofErr w:type="spellEnd"/>
-            <w:r>
-              <w:rPr>
-                <w:rFonts w:asciiTheme="minorHAnsi" w:hAnsiTheme="minorHAnsi"/>
-              </w:rPr>
-              <w:t xml:space="preserve"> will directly pay for it, </w:t>
-            </w:r>
-            <w:proofErr w:type="gramStart"/>
-            <w:r>
-              <w:rPr>
-                <w:rFonts w:asciiTheme="minorHAnsi" w:hAnsiTheme="minorHAnsi"/>
-              </w:rPr>
-              <w:t>hence</w:t>
-            </w:r>
-            <w:proofErr w:type="gramEnd"/>
-            <w:r>
-              <w:rPr>
-                <w:rFonts w:asciiTheme="minorHAnsi" w:hAnsiTheme="minorHAnsi"/>
-              </w:rPr>
-              <w:t xml:space="preserve"> to </w:t>
-            </w:r>
-            <w:r>
-              <w:rPr>
-                <w:rFonts w:asciiTheme="minorHAnsi" w:hAnsiTheme="minorHAnsi"/>
-              </w:rPr>
-              <w:t xml:space="preserve">fixed float is kept with </w:t>
-            </w:r>
-            <w:proofErr w:type="spellStart"/>
-            <w:r>
-              <w:rPr>
-                <w:rFonts w:asciiTheme="minorHAnsi" w:hAnsiTheme="minorHAnsi"/>
-              </w:rPr>
-              <w:t>Asseto</w:t>
-            </w:r>
-            <w:proofErr w:type="spellEnd"/>
-            <w:r>
-              <w:rPr>
-                <w:rFonts w:asciiTheme="minorHAnsi" w:hAnsiTheme="minorHAnsi"/>
-              </w:rPr>
-              <w:t>.</w:t>
+              <w:t>If any petty cash purchase is required, Imkan will directly pay for it, hence to fixed float is kept with Asseto.</w:t>
             </w:r>
           </w:p>
           <w:p>
@@ -7870,27 +6823,7 @@
               <w:rPr>
                 <w:rFonts w:asciiTheme="minorHAnsi" w:hAnsiTheme="minorHAnsi"/>
               </w:rPr>
-              <w:t xml:space="preserve">When a petty cash purchase is done, the payment will be done from </w:t>
-            </w:r>
-            <w:r>
-              <w:rPr>
-                <w:rFonts w:asciiTheme="minorHAnsi" w:hAnsiTheme="minorHAnsi"/>
-              </w:rPr>
-              <w:t>“</w:t>
-            </w:r>
-            <w:proofErr w:type="spellStart"/>
-            <w:r>
-              <w:rPr>
-                <w:rFonts w:asciiTheme="minorHAnsi" w:hAnsiTheme="minorHAnsi"/>
-              </w:rPr>
-              <w:t>Asseto</w:t>
-            </w:r>
-            <w:proofErr w:type="spellEnd"/>
-            <w:r>
-              <w:rPr>
-                <w:rFonts w:asciiTheme="minorHAnsi" w:hAnsiTheme="minorHAnsi"/>
-              </w:rPr>
-              <w:t xml:space="preserve">-petty cash” bank account </w:t>
+              <w:t xml:space="preserve">When a petty cash purchase is done, the payment will be done from “Asseto-petty cash” bank account </w:t>
             </w:r>
           </w:p>
           <w:p>
@@ -7910,39 +6843,7 @@
               <w:rPr>
                 <w:rFonts w:asciiTheme="minorHAnsi" w:hAnsiTheme="minorHAnsi"/>
               </w:rPr>
-              <w:t xml:space="preserve">This account will be negated by a </w:t>
-            </w:r>
-            <w:r>
-              <w:rPr>
-                <w:rFonts w:asciiTheme="minorHAnsi" w:hAnsiTheme="minorHAnsi"/>
-              </w:rPr>
-              <w:t xml:space="preserve">manual </w:t>
-            </w:r>
-            <w:r>
-              <w:rPr>
-                <w:rFonts w:asciiTheme="minorHAnsi" w:hAnsiTheme="minorHAnsi"/>
-              </w:rPr>
-              <w:t xml:space="preserve">journal entry </w:t>
-            </w:r>
-            <w:r>
-              <w:rPr>
-                <w:rFonts w:asciiTheme="minorHAnsi" w:hAnsiTheme="minorHAnsi"/>
-              </w:rPr>
-              <w:t xml:space="preserve">with “Due to </w:t>
-            </w:r>
-            <w:proofErr w:type="spellStart"/>
-            <w:r>
-              <w:rPr>
-                <w:rFonts w:asciiTheme="minorHAnsi" w:hAnsiTheme="minorHAnsi"/>
-              </w:rPr>
-              <w:t>Imkan</w:t>
-            </w:r>
-            <w:proofErr w:type="spellEnd"/>
-            <w:r>
-              <w:rPr>
-                <w:rFonts w:asciiTheme="minorHAnsi" w:hAnsiTheme="minorHAnsi"/>
-              </w:rPr>
-              <w:t xml:space="preserve">” </w:t>
+              <w:t xml:space="preserve">This account will be negated by a manual journal entry with “Due to Imkan” </w:t>
             </w:r>
           </w:p>
         </w:tc>
@@ -8388,19 +7289,7 @@
               <w:rPr>
                 <w:rFonts w:asciiTheme="minorHAnsi" w:hAnsiTheme="minorHAnsi" w:cstheme="minorHAnsi"/>
               </w:rPr>
-              <w:t>A new Service contract will be created in the system for the ne</w:t>
-            </w:r>
-            <w:r>
-              <w:rPr>
-                <w:rFonts w:asciiTheme="minorHAnsi" w:hAnsiTheme="minorHAnsi" w:cstheme="minorHAnsi"/>
-              </w:rPr>
-              <w:t xml:space="preserve">w </w:t>
-            </w:r>
-            <w:r>
-              <w:rPr>
-                <w:rFonts w:asciiTheme="minorHAnsi" w:hAnsiTheme="minorHAnsi" w:cstheme="minorHAnsi"/>
-              </w:rPr>
-              <w:t>contractual terms.</w:t>
+              <w:t>A new Service contract will be created in the system for the new contractual terms.</w:t>
             </w:r>
           </w:p>
         </w:tc>
@@ -8506,7 +7395,6 @@
                 <w:color w:val="000000" w:themeColor="text1"/>
               </w:rPr>
             </w:pPr>
-            <w:proofErr w:type="spellStart"/>
             <w:r>
               <w:rPr>
                 <w:rFonts w:asciiTheme="minorHAnsi" w:eastAsia="Calibri" w:hAnsiTheme="minorHAnsi" w:cstheme="minorHAnsi"/>
@@ -8514,17 +7402,7 @@
                 <w:bCs/>
                 <w:color w:val="000000" w:themeColor="text1"/>
               </w:rPr>
-              <w:t>Sr.No</w:t>
-            </w:r>
-            <w:proofErr w:type="spellEnd"/>
-            <w:r>
-              <w:rPr>
-                <w:rFonts w:asciiTheme="minorHAnsi" w:eastAsia="Calibri" w:hAnsiTheme="minorHAnsi" w:cstheme="minorHAnsi"/>
-                <w:b/>
-                <w:bCs/>
-                <w:color w:val="000000" w:themeColor="text1"/>
-              </w:rPr>
-              <w:t>.</w:t>
+              <w:t>Sr.No.</w:t>
             </w:r>
           </w:p>
         </w:tc>
@@ -8735,41 +7613,7 @@
           <w:sz w:val="20"/>
           <w:szCs w:val="20"/>
         </w:rPr>
-        <w:t xml:space="preserve">RFI </w:t>
-      </w:r>
-      <w:r>
-        <w:rPr>
-          <w:rFonts w:asciiTheme="minorHAnsi" w:hAnsiTheme="minorHAnsi" w:cstheme="minorBidi"/>
-          <w:sz w:val="20"/>
-          <w:szCs w:val="20"/>
-        </w:rPr>
-        <w:t>Items:</w:t>
-      </w:r>
-      <w:r>
-        <w:rPr>
-          <w:rFonts w:asciiTheme="minorHAnsi" w:hAnsiTheme="minorHAnsi" w:cstheme="minorBidi"/>
-          <w:sz w:val="20"/>
-          <w:szCs w:val="20"/>
-        </w:rPr>
-        <w:t xml:space="preserve"> Refer RFI document on </w:t>
-      </w:r>
-      <w:proofErr w:type="spellStart"/>
-      <w:r>
-        <w:rPr>
-          <w:rFonts w:asciiTheme="minorHAnsi" w:hAnsiTheme="minorHAnsi" w:cstheme="minorBidi"/>
-          <w:sz w:val="20"/>
-          <w:szCs w:val="20"/>
-        </w:rPr>
-        <w:t>sharepoint</w:t>
-      </w:r>
-      <w:proofErr w:type="spellEnd"/>
-      <w:r>
-        <w:rPr>
-          <w:rFonts w:asciiTheme="minorHAnsi" w:hAnsiTheme="minorHAnsi" w:cstheme="minorBidi"/>
-          <w:sz w:val="20"/>
-          <w:szCs w:val="20"/>
-        </w:rPr>
-        <w:t>.</w:t>
+        <w:t>RFI Items: Refer RFI document on sharepoint.</w:t>
       </w:r>
       <w:bookmarkEnd w:id="17"/>
     </w:p>
